--- a/applications/site/documents/locumjobsonline-family-practice-sacramento-cover-letter.docx
+++ b/applications/site/documents/locumjobsonline-family-practice-sacramento-cover-letter.docx
@@ -27,7 +27,7 @@
     </w:p>
     <w:p>
       <w:r>
-        <w:t>My California PA license application is in process, with an expected issue date of January 2027. I am planning to relocate to Northern California.</w:t>
+        <w:t>My California PA license application is in process, with an expected issue date of January 2027. I am planning to move to Sacramento or the greater Sacramento area.</w:t>
       </w:r>
     </w:p>
     <w:p>

--- a/applications/site/documents/locumjobsonline-family-practice-sacramento-cover-letter.docx
+++ b/applications/site/documents/locumjobsonline-family-practice-sacramento-cover-letter.docx
@@ -27,7 +27,7 @@
     </w:p>
     <w:p>
       <w:r>
-        <w:t>My California PA license application is in process, with an expected issue date of January 2027. I am planning to move to Sacramento or the greater Sacramento area.</w:t>
+        <w:t>I am licensed as a PA in Iowa and Indiana, and my California license application is in process, with an expected issue date of January 2027. I am planning to move to Sacramento or the greater Sacramento area.</w:t>
       </w:r>
     </w:p>
     <w:p>

--- a/applications/site/documents/locumjobsonline-family-practice-sacramento-cover-letter.docx
+++ b/applications/site/documents/locumjobsonline-family-practice-sacramento-cover-letter.docx
@@ -22,7 +22,7 @@
     </w:p>
     <w:p>
       <w:r>
-        <w:t>A short summary of my background: MSPAS from Des Moines University (August 2025); I see 15–25 patients per shift in a high-volume emergency department; I perform sutures, incision and drainage, fracture management and joint reductions independently; and I hold ACLS, BLS and ATLS certification.</w:t>
+        <w:t>A short summary of my background: MSPAS from Des Moines University (August 2025); I see 15–25 patients per shift in a high-volume emergency department; I perform sutures, incision and drainage, fracture management and joint reductions independently; and I hold ACLS, BLS, ATLS and PALS certification.</w:t>
       </w:r>
     </w:p>
     <w:p>
